--- a/Volume 1/Chapter 03 - File Handling/SPA_Vol1_Ch3_Lesson3_16a_Binary_Files_EXTENDED.docx
+++ b/Volume 1/Chapter 03 - File Handling/SPA_Vol1_Ch3_Lesson3_16a_Binary_Files_EXTENDED.docx
@@ -1157,7 +1157,7 @@
         <w:keepNext/>
       </w:pPr>
       <w:r>
-        <w:t>Save each file from this lesson into the matching path in the project layout. As in Chapter 1, notepad .\rust\Cargo.toml creates and opens one: choose Yes, type the file, save it with Ctrl+S, and close Notepad. Then install forge-std, Foundry's standard library, into the Solidity project. Linux Assembly runs in WSL or on a Linux computer.</w:t>
+        <w:t>Next, let the tools create the Rust and Solidity projects. Remember, Cargo.toml describes the project: cargo init .\rust writes it, with a starter program, src\main.rs. This lesson's programs live in src\bin, one file per program, so Remove-Item deletes the starter. Remember, forge init makes the Solidity project: --no-git and --offline work as in Chapter 1, --empty leaves out forge's example contracts, and --force lets it fill the solidity folder, which already holds the empty folders made above.</w:t>
       </w:r>
     </w:p>
     <w:p>
@@ -1171,6 +1171,144 @@
         <w:keepNext/>
       </w:pPr>
       <w:r>
+        <w:t>cargo init .\rust --name binary_file --vcs none</w:t>
+      </w:r>
+    </w:p>
+    <w:p>
+      <w:pPr>
+        <w:pStyle w:val="CommandBlock"/>
+        <w:keepNext/>
+      </w:pPr>
+      <w:r>
+        <w:t>Remove-Item .\rust\src\main.rs</w:t>
+      </w:r>
+    </w:p>
+    <w:p>
+      <w:pPr>
+        <w:pStyle w:val="CommandBlock"/>
+      </w:pPr>
+      <w:r>
+        <w:t>forge init .\solidity --empty --no-git --offline --force</w:t>
+      </w:r>
+    </w:p>
+    <w:p>
+      <w:pPr>
+        <w:keepNext/>
+      </w:pPr>
+    </w:p>
+    <w:p>
+      <w:r>
+        <w:t>Then type the Solidity project's settings over the foundry.toml that forge init wrote. foundry.toml is the same as in Lesson 3.8a: fs_permissions gives read-write access to the lesson folder, which vm.writeFileBinary, vm.readFileBinary, and vm.fsMetadata need. notepad .\solidity\foundry.toml opens the file: replace its text with the file below, save it with Ctrl+S, and close Notepad.</w:t>
+      </w:r>
+    </w:p>
+    <w:p>
+      <w:pPr>
+        <w:keepNext/>
+      </w:pPr>
+    </w:p>
+    <w:p>
+      <w:pPr>
+        <w:pStyle w:val="Heading3"/>
+      </w:pPr>
+      <w:r>
+        <w:t>solidity/foundry.toml</w:t>
+      </w:r>
+    </w:p>
+    <w:p>
+      <w:pPr>
+        <w:pStyle w:val="SourceCode"/>
+        <w:keepNext/>
+      </w:pPr>
+      <w:r>
+        <w:t>[profile.default]</w:t>
+      </w:r>
+    </w:p>
+    <w:p>
+      <w:pPr>
+        <w:pStyle w:val="SourceCode"/>
+        <w:keepNext/>
+      </w:pPr>
+      <w:r>
+        <w:t># The scripts in script/ are the only Solidity sources in this project.</w:t>
+      </w:r>
+    </w:p>
+    <w:p>
+      <w:pPr>
+        <w:pStyle w:val="SourceCode"/>
+        <w:keepNext/>
+      </w:pPr>
+      <w:r>
+        <w:t>src = "script"</w:t>
+      </w:r>
+    </w:p>
+    <w:p>
+      <w:pPr>
+        <w:pStyle w:val="SourceCode"/>
+        <w:keepNext/>
+      </w:pPr>
+      <w:r>
+        <w:t># forge install puts forge-std in lib/.</w:t>
+      </w:r>
+    </w:p>
+    <w:p>
+      <w:pPr>
+        <w:pStyle w:val="SourceCode"/>
+        <w:keepNext/>
+      </w:pPr>
+      <w:r>
+        <w:t>libs = ["lib"]</w:t>
+      </w:r>
+    </w:p>
+    <w:p>
+      <w:pPr>
+        <w:pStyle w:val="SourceCode"/>
+        <w:keepNext/>
+      </w:pPr>
+      <w:r>
+        <w:t># The file cheatcodes may read and write only inside the lesson folder,</w:t>
+      </w:r>
+    </w:p>
+    <w:p>
+      <w:pPr>
+        <w:pStyle w:val="SourceCode"/>
+        <w:keepNext/>
+      </w:pPr>
+      <w:r>
+        <w:t># the folder above the project root ("../"), and nowhere else.</w:t>
+      </w:r>
+    </w:p>
+    <w:p>
+      <w:pPr>
+        <w:pStyle w:val="SourceCode"/>
+      </w:pPr>
+      <w:r>
+        <w:t>fs_permissions = [{ access = "read-write", path = "../" }]</w:t>
+      </w:r>
+    </w:p>
+    <w:p>
+      <w:pPr>
+        <w:keepNext/>
+      </w:pPr>
+    </w:p>
+    <w:p>
+      <w:pPr>
+        <w:keepNext/>
+      </w:pPr>
+      <w:r>
+        <w:t>Then install forge-std, Foundry's standard library, into the Solidity project. Linux Assembly runs in WSL or on a Linux computer.</w:t>
+      </w:r>
+    </w:p>
+    <w:p>
+      <w:pPr>
+        <w:keepNext/>
+      </w:pPr>
+    </w:p>
+    <w:p>
+      <w:pPr>
+        <w:pStyle w:val="CommandBlock"/>
+        <w:keepNext/>
+      </w:pPr>
+      <w:r>
         <w:t>Push-Location .\solidity</w:t>
       </w:r>
     </w:p>
@@ -1197,6 +1335,16 @@
       </w:pPr>
     </w:p>
     <w:p>
+      <w:r>
+        <w:t>You save each source file in its language's section below, as each is shown. As in Chapter 1, notepad .\rust\src\bin\basic_binary_file.rs creates and opens one: choose Yes, type the file, save it with Ctrl+S, and close Notepad.</w:t>
+      </w:r>
+    </w:p>
+    <w:p>
+      <w:pPr>
+        <w:keepNext/>
+      </w:pPr>
+    </w:p>
+    <w:p>
       <w:pPr>
         <w:keepNext/>
       </w:pPr>
@@ -1258,7 +1406,7 @@
         <w:keepNext/>
       </w:pPr>
       <w:r>
-        <w:t>Save each file from this lesson into the matching path in the project layout. As in Chapter 1, nano ./rust/Cargo.toml creates and opens one: type the file, then save and close it with Ctrl+O, Enter, then Ctrl+X. Then install forge-std.</w:t>
+        <w:t>Then create the Rust and Solidity projects with the same commands as on Windows; rm deletes the starter main.rs.</w:t>
       </w:r>
     </w:p>
     <w:p>
@@ -1269,6 +1417,50 @@
     <w:p>
       <w:pPr>
         <w:pStyle w:val="CommandBlock"/>
+        <w:keepNext/>
+      </w:pPr>
+      <w:r>
+        <w:t>cargo init ./rust --name binary_file --vcs none</w:t>
+      </w:r>
+    </w:p>
+    <w:p>
+      <w:pPr>
+        <w:pStyle w:val="CommandBlock"/>
+        <w:keepNext/>
+      </w:pPr>
+      <w:r>
+        <w:t>rm ./rust/src/main.rs</w:t>
+      </w:r>
+    </w:p>
+    <w:p>
+      <w:pPr>
+        <w:pStyle w:val="CommandBlock"/>
+      </w:pPr>
+      <w:r>
+        <w:t>forge init ./solidity --empty --no-git --offline --force</w:t>
+      </w:r>
+    </w:p>
+    <w:p>
+      <w:pPr>
+        <w:keepNext/>
+      </w:pPr>
+    </w:p>
+    <w:p>
+      <w:pPr>
+        <w:keepNext/>
+      </w:pPr>
+      <w:r>
+        <w:t>Type solidity/foundry.toml exactly as shown in the Windows setup, over the file forge init wrote. Then install forge-std.</w:t>
+      </w:r>
+    </w:p>
+    <w:p>
+      <w:pPr>
+        <w:keepNext/>
+      </w:pPr>
+    </w:p>
+    <w:p>
+      <w:pPr>
+        <w:pStyle w:val="CommandBlock"/>
       </w:pPr>
       <w:r>
         <w:t>(cd ./solidity &amp;&amp; forge install foundry-rs/forge-std@v1.16.2 --no-git)</w:t>
@@ -1280,6 +1472,16 @@
       </w:pPr>
     </w:p>
     <w:p>
+      <w:r>
+        <w:t>You save each source file in its language's section below, as each is shown. As in Chapter 1, nano ./rust/src/bin/basic_binary_file.rs creates and opens one: type the file, then save and close it with Ctrl+O, Enter, then Ctrl+X.</w:t>
+      </w:r>
+    </w:p>
+    <w:p>
+      <w:pPr>
+        <w:keepNext/>
+      </w:pPr>
+    </w:p>
+    <w:p>
       <w:pPr>
         <w:keepNext/>
       </w:pPr>
@@ -20187,7 +20389,7 @@
     </w:p>
     <w:p>
       <w:r>
-        <w:t>Cargo.toml names this lesson's package, binary_file, and its two programs. foundry.toml is the same as in Lesson 3.8a: fs_permissions gives read-write access to the lesson folder, which vm.writeFileBinary, vm.readFileBinary, and vm.fsMetadata need.</w:t>
+        <w:t>This is the file the setup commands wrote, shown here so you can check yours. Cargo.toml names this lesson's package, binary_file, and its two programs. cargo init does not write the comment lines, which are this lesson's notes about the file, and yours ends with an empty [dependencies] heading; the blank lines may differ.</w:t>
       </w:r>
     </w:p>
     <w:p>
@@ -20265,95 +20467,6 @@
       </w:pPr>
       <w:r>
         <w:t># binary_file.</w:t>
-      </w:r>
-    </w:p>
-    <w:p>
-      <w:pPr>
-        <w:keepNext/>
-      </w:pPr>
-    </w:p>
-    <w:p>
-      <w:pPr>
-        <w:keepNext/>
-      </w:pPr>
-    </w:p>
-    <w:p>
-      <w:pPr>
-        <w:pStyle w:val="Heading2"/>
-      </w:pPr>
-      <w:r>
-        <w:t>solidity/foundry.toml</w:t>
-      </w:r>
-    </w:p>
-    <w:p>
-      <w:pPr>
-        <w:pStyle w:val="SourceCode"/>
-        <w:keepNext/>
-      </w:pPr>
-      <w:r>
-        <w:t>[profile.default]</w:t>
-      </w:r>
-    </w:p>
-    <w:p>
-      <w:pPr>
-        <w:pStyle w:val="SourceCode"/>
-        <w:keepNext/>
-      </w:pPr>
-      <w:r>
-        <w:t># The scripts in script/ are the only Solidity sources in this project.</w:t>
-      </w:r>
-    </w:p>
-    <w:p>
-      <w:pPr>
-        <w:pStyle w:val="SourceCode"/>
-        <w:keepNext/>
-      </w:pPr>
-      <w:r>
-        <w:t>src = "script"</w:t>
-      </w:r>
-    </w:p>
-    <w:p>
-      <w:pPr>
-        <w:pStyle w:val="SourceCode"/>
-        <w:keepNext/>
-      </w:pPr>
-      <w:r>
-        <w:t># forge install puts forge-std in lib/.</w:t>
-      </w:r>
-    </w:p>
-    <w:p>
-      <w:pPr>
-        <w:pStyle w:val="SourceCode"/>
-        <w:keepNext/>
-      </w:pPr>
-      <w:r>
-        <w:t>libs = ["lib"]</w:t>
-      </w:r>
-    </w:p>
-    <w:p>
-      <w:pPr>
-        <w:pStyle w:val="SourceCode"/>
-        <w:keepNext/>
-      </w:pPr>
-      <w:r>
-        <w:t># The file cheatcodes may read and write only inside the lesson folder,</w:t>
-      </w:r>
-    </w:p>
-    <w:p>
-      <w:pPr>
-        <w:pStyle w:val="SourceCode"/>
-        <w:keepNext/>
-      </w:pPr>
-      <w:r>
-        <w:t># the folder above the project root ("../"), and nowhere else.</w:t>
-      </w:r>
-    </w:p>
-    <w:p>
-      <w:pPr>
-        <w:pStyle w:val="SourceCode"/>
-      </w:pPr>
-      <w:r>
-        <w:t>fs_permissions = [{ access = "read-write", path = "../" }]</w:t>
       </w:r>
     </w:p>
     <w:p>
@@ -21866,31 +21979,31 @@
       </w:rPr>
     </w:lvl>
   </w:abstractNum>
-  <w:num w:numId="1" w16cid:durableId="245111424">
+  <w:num w:numId="1" w16cid:durableId="488448007">
     <w:abstractNumId w:val="8"/>
   </w:num>
-  <w:num w:numId="2" w16cid:durableId="1929145414">
+  <w:num w:numId="2" w16cid:durableId="998581201">
     <w:abstractNumId w:val="6"/>
   </w:num>
-  <w:num w:numId="3" w16cid:durableId="946502862">
+  <w:num w:numId="3" w16cid:durableId="705642662">
     <w:abstractNumId w:val="5"/>
   </w:num>
-  <w:num w:numId="4" w16cid:durableId="1968586887">
+  <w:num w:numId="4" w16cid:durableId="1636522929">
     <w:abstractNumId w:val="4"/>
   </w:num>
-  <w:num w:numId="5" w16cid:durableId="931470410">
+  <w:num w:numId="5" w16cid:durableId="58215572">
     <w:abstractNumId w:val="7"/>
   </w:num>
-  <w:num w:numId="6" w16cid:durableId="181214349">
+  <w:num w:numId="6" w16cid:durableId="1399746675">
     <w:abstractNumId w:val="3"/>
   </w:num>
-  <w:num w:numId="7" w16cid:durableId="2140027614">
+  <w:num w:numId="7" w16cid:durableId="1638141336">
     <w:abstractNumId w:val="2"/>
   </w:num>
-  <w:num w:numId="8" w16cid:durableId="111704431">
+  <w:num w:numId="8" w16cid:durableId="216279771">
     <w:abstractNumId w:val="1"/>
   </w:num>
-  <w:num w:numId="9" w16cid:durableId="31736099">
+  <w:num w:numId="9" w16cid:durableId="1211846534">
     <w:abstractNumId w:val="0"/>
   </w:num>
 </w:numbering>
